--- a/output/session17/Session17_Player_Clues.docx
+++ b/output/session17/Session17_Player_Clues.docx
@@ -2,6 +2,52 @@
 <file path=word/document.xml><?xml version="1.0" encoding="utf-8"?>
 <w:document xmlns:wpc="http://schemas.microsoft.com/office/word/2010/wordprocessingCanvas" xmlns:mo="http://schemas.microsoft.com/office/mac/office/2008/main" xmlns:mc="http://schemas.openxmlformats.org/markup-compatibility/2006" xmlns:mv="urn:schemas-microsoft-com:mac:vml" xmlns:o="urn:schemas-microsoft-com:office:office" xmlns:r="http://schemas.openxmlformats.org/officeDocument/2006/relationships" xmlns:m="http://schemas.openxmlformats.org/officeDocument/2006/math" xmlns:v="urn:schemas-microsoft-com:vml" xmlns:wp14="http://schemas.microsoft.com/office/word/2010/wordprocessingDrawing" xmlns:wp="http://schemas.openxmlformats.org/drawingml/2006/wordprocessingDrawing" xmlns:w10="urn:schemas-microsoft-com:office:word" xmlns:w="http://schemas.openxmlformats.org/wordprocessingml/2006/main" xmlns:w14="http://schemas.microsoft.com/office/word/2010/wordml" xmlns:wpg="http://schemas.microsoft.com/office/word/2010/wordprocessingGroup" xmlns:wpi="http://schemas.microsoft.com/office/word/2010/wordprocessingInk" xmlns:wne="http://schemas.microsoft.com/office/word/2006/wordml" xmlns:wps="http://schemas.microsoft.com/office/word/2010/wordprocessingShape" mc:Ignorable="w14 wp14">
   <w:body>
+    <w:p>
+      <w:pPr>
+        <w:pStyle w:val="Title"/>
+      </w:pPr>
+      <w:r>
+        <w:t>Recovered roadside papers</w:t>
+      </w:r>
+    </w:p>
+    <w:p>
+      <w:r>
+        <w:t>Reveal each paper separately when found. Cut apart or show only the relevant section. These papers do not establish that the planned work has happened.</w:t>
+      </w:r>
+    </w:p>
+    <w:p>
+      <w:pPr>
+        <w:pStyle w:val="Heading1"/>
+      </w:pPr>
+      <w:r>
+        <w:t>Payment slip</w:t>
+      </w:r>
+    </w:p>
+    <w:p>
+      <w:r>
+        <w:t>40 gp on confirmed receipt. Plate intact. No channel test. F.M. Transfer north. Hold for L.</w:t>
+      </w:r>
+    </w:p>
+    <w:p/>
+    <w:p>
+      <w:pPr>
+        <w:pStyle w:val="Heading1"/>
+      </w:pPr>
+      <w:r>
+        <w:t>Road dispatch</w:t>
+      </w:r>
+    </w:p>
+    <w:p>
+      <w:r>
+        <w:t>Return tools to the northern camp by midday. The mill crew failed to open the old arch. New work at Greenest begins at dusk. Delivery of the intact plate continues north separately. Report to the survey desk for the approach and signal orders.</w:t>
+      </w:r>
+    </w:p>
+    <w:p/>
+    <w:p>
+      <w:r>
+        <w:br w:type="page"/>
+      </w:r>
+    </w:p>
     <w:p>
       <w:pPr>
         <w:pStyle w:val="Title"/>
@@ -12,7 +58,7 @@
     </w:p>
     <w:p>
       <w:r>
-        <w:t>Reveal each paper separately when it is found. Read the papers alongside the survey map.</w:t>
+        <w:t>Reveal each paper separately when found. Cut apart or show only the relevant section. These papers do not establish that the planned work has happened.</w:t>
       </w:r>
     </w:p>
     <w:p>
@@ -25,7 +71,7 @@
     </w:p>
     <w:p>
       <w:r>
-        <w:t>WHEEL — Two wagons; sacks filled with straw, not grain. Six shields. Two drums. No ladders, ram or provisions for an occupation. Arrive where the town can see you at dusk. Make yourselves heard. Await further orders before entering.</w:t>
+        <w:t>WHEEL - Two wagons; sacks filled with straw, not grain. Six shields. Two drums. No ladders, ram or provisions for an occupation. Arrive where the town can see you at dusk. Make yourselves heard. Await further orders before entering.</w:t>
       </w:r>
     </w:p>
     <w:p/>
@@ -39,7 +85,7 @@
     </w:p>
     <w:p>
       <w:r>
-        <w:t>SPADE — Eight pairs of boots. Picks, pry bars and rope. The low approach follows the water; wagons cannot use it. Our destination is the mill work entrance, not the sealed arch. Hold that entrance once reached. Move only on one long shuttered flash.</w:t>
+        <w:t>SPADE - Eight pairs of boots. Picks, pry bars, rope and timber braces. Follow the low water route on foot; no wagons. Reach the mill work entrance, then the shallow space beneath. The old arch did not open. Brace the work and break through the masonry beside the sealed arch; recover what lies beyond. Do not waste time on the damaged lock or await the plate. Keep the mill and old channels standing. Move only on one long shuttered flash; otherwise hold.</w:t>
       </w:r>
     </w:p>
     <w:p/>
@@ -53,18 +99,48 @@
     </w:p>
     <w:p>
       <w:r>
-        <w:t>LANTERN — Two observers. Your station must see both WHEEL and the low approach. After the drums begin, watch the town defenders. One long shuttered flash only when they move north. If they remain in position, hold the flash and send a runner. No independent advance.</w:t>
+        <w:t>LANTERN - Two observers. Your station must see both WHEEL and the low approach. After the drums begin, watch the town defenders. One long shuttered flash only when they move north. If they remain in position, hold the flash and send a runner. No independent advance.</w:t>
       </w:r>
     </w:p>
     <w:p/>
     <w:sectPr>
+      <w:headerReference w:type="default" r:id="rId9"/>
+      <w:footerReference w:type="default" r:id="rId10"/>
       <w:pgSz w:w="12240" w:h="15840"/>
-      <w:pgMar w:top="1008" w:right="1800" w:bottom="1008" w:left="1800" w:header="720" w:footer="720" w:gutter="0"/>
+      <w:pgMar w:top="864" w:right="936" w:bottom="864" w:left="936" w:header="720" w:footer="720" w:gutter="0"/>
       <w:cols w:space="720"/>
       <w:docGrid w:linePitch="360"/>
     </w:sectPr>
   </w:body>
 </w:document>
+</file>
+
+<file path=word/footer1.xml><?xml version="1.0" encoding="utf-8"?>
+<w:ftr xmlns:m="http://schemas.openxmlformats.org/officeDocument/2006/math" xmlns:mc="http://schemas.openxmlformats.org/markup-compatibility/2006" xmlns:mo="http://schemas.microsoft.com/office/mac/office/2008/main" xmlns:mv="urn:schemas-microsoft-com:mac:vml" xmlns:o="urn:schemas-microsoft-com:office:office" xmlns:r="http://schemas.openxmlformats.org/officeDocument/2006/relationships" xmlns:v="urn:schemas-microsoft-com:vml" xmlns:w10="urn:schemas-microsoft-com:office:word" xmlns:w14="http://schemas.microsoft.com/office/word/2010/wordml" xmlns:w="http://schemas.openxmlformats.org/wordprocessingml/2006/main" xmlns:wne="http://schemas.microsoft.com/office/word/2006/wordml" xmlns:wp14="http://schemas.microsoft.com/office/word/2010/wordprocessingDrawing" xmlns:wp="http://schemas.openxmlformats.org/drawingml/2006/wordprocessingDrawing" xmlns:wpc="http://schemas.microsoft.com/office/word/2010/wordprocessingCanvas" xmlns:wpg="http://schemas.microsoft.com/office/word/2010/wordprocessingGroup" xmlns:wpi="http://schemas.microsoft.com/office/word/2010/wordprocessingInk" xmlns:wps="http://schemas.microsoft.com/office/word/2010/wordprocessingShape" mc:Ignorable="w14 wp14">
+  <w:p>
+    <w:pPr>
+      <w:pStyle w:val="Footer"/>
+      <w:jc w:val="right"/>
+    </w:pPr>
+    <w:r>
+      <w:rPr>
+        <w:sz w:val="16"/>
+      </w:rPr>
+      <w:t xml:space="preserve">Session 17 | September 29 revision | </w:t>
+    </w:r>
+    <w:fldSimple w:instr="PAGE"/>
+  </w:p>
+</w:ftr>
+</file>
+
+<file path=word/header1.xml><?xml version="1.0" encoding="utf-8"?>
+<w:hdr xmlns:m="http://schemas.openxmlformats.org/officeDocument/2006/math" xmlns:mc="http://schemas.openxmlformats.org/markup-compatibility/2006" xmlns:mo="http://schemas.microsoft.com/office/mac/office/2008/main" xmlns:mv="urn:schemas-microsoft-com:mac:vml" xmlns:o="urn:schemas-microsoft-com:office:office" xmlns:r="http://schemas.openxmlformats.org/officeDocument/2006/relationships" xmlns:v="urn:schemas-microsoft-com:vml" xmlns:w10="urn:schemas-microsoft-com:office:word" xmlns:w14="http://schemas.microsoft.com/office/word/2010/wordml" xmlns:w="http://schemas.openxmlformats.org/wordprocessingml/2006/main" xmlns:wne="http://schemas.microsoft.com/office/word/2006/wordml" xmlns:wp14="http://schemas.microsoft.com/office/word/2010/wordprocessingDrawing" xmlns:wp="http://schemas.openxmlformats.org/drawingml/2006/wordprocessingDrawing" xmlns:wpc="http://schemas.microsoft.com/office/word/2010/wordprocessingCanvas" xmlns:wpg="http://schemas.microsoft.com/office/word/2010/wordprocessingGroup" xmlns:wpi="http://schemas.microsoft.com/office/word/2010/wordprocessingInk" xmlns:wps="http://schemas.microsoft.com/office/word/2010/wordprocessingShape" mc:Ignorable="w14 wp14">
+  <w:p>
+    <w:pPr>
+      <w:pStyle w:val="Header"/>
+    </w:pPr>
+  </w:p>
+</w:hdr>
 </file>
 
 <file path=word/numbering.xml><?xml version="1.0" encoding="utf-8"?>
@@ -430,8 +506,12 @@
     <w:name w:val="Normal"/>
     <w:qFormat/>
     <w:rsid w:val="00FC693F"/>
+    <w:pPr>
+      <w:spacing w:after="100" w:line="250" w:lineRule="auto"/>
+    </w:pPr>
     <w:rPr>
       <w:rFonts w:ascii="Calibri" w:hAnsi="Calibri"/>
+      <w:color w:val="000000"/>
       <w:sz w:val="24"/>
     </w:rPr>
   </w:style>
@@ -490,15 +570,15 @@
     <w:pPr>
       <w:keepNext/>
       <w:keepLines/>
-      <w:spacing w:before="480" w:after="0"/>
+      <w:spacing w:before="200" w:after="100"/>
       <w:outlineLvl w:val="0"/>
     </w:pPr>
     <w:rPr>
-      <w:rFonts w:asciiTheme="majorHAnsi" w:eastAsiaTheme="majorEastAsia" w:hAnsiTheme="majorHAnsi" w:cstheme="majorBidi"/>
+      <w:rFonts w:asciiTheme="majorHAnsi" w:eastAsiaTheme="majorEastAsia" w:hAnsiTheme="majorHAnsi" w:cstheme="majorBidi" w:ascii="Calibri" w:hAnsi="Calibri"/>
       <w:b/>
       <w:bCs/>
-      <w:color w:val="365F91" w:themeColor="accent1" w:themeShade="BF"/>
-      <w:sz w:val="28"/>
+      <w:color w:val="000000"/>
+      <w:sz w:val="32"/>
       <w:szCs w:val="28"/>
     </w:rPr>
   </w:style>
@@ -514,15 +594,15 @@
     <w:pPr>
       <w:keepNext/>
       <w:keepLines/>
-      <w:spacing w:before="200" w:after="0"/>
+      <w:spacing w:before="200" w:after="100"/>
       <w:outlineLvl w:val="1"/>
     </w:pPr>
     <w:rPr>
-      <w:rFonts w:asciiTheme="majorHAnsi" w:eastAsiaTheme="majorEastAsia" w:hAnsiTheme="majorHAnsi" w:cstheme="majorBidi"/>
+      <w:rFonts w:asciiTheme="majorHAnsi" w:eastAsiaTheme="majorEastAsia" w:hAnsiTheme="majorHAnsi" w:cstheme="majorBidi" w:ascii="Calibri" w:hAnsi="Calibri"/>
       <w:b/>
       <w:bCs/>
-      <w:color w:val="4F81BD" w:themeColor="accent1"/>
-      <w:sz w:val="26"/>
+      <w:color w:val="000000"/>
+      <w:sz w:val="24"/>
       <w:szCs w:val="26"/>
     </w:rPr>
   </w:style>
@@ -538,14 +618,15 @@
     <w:pPr>
       <w:keepNext/>
       <w:keepLines/>
-      <w:spacing w:before="200" w:after="0"/>
+      <w:spacing w:before="200" w:after="100"/>
       <w:outlineLvl w:val="2"/>
     </w:pPr>
     <w:rPr>
-      <w:rFonts w:asciiTheme="majorHAnsi" w:eastAsiaTheme="majorEastAsia" w:hAnsiTheme="majorHAnsi" w:cstheme="majorBidi"/>
+      <w:rFonts w:asciiTheme="majorHAnsi" w:eastAsiaTheme="majorEastAsia" w:hAnsiTheme="majorHAnsi" w:cstheme="majorBidi" w:ascii="Calibri" w:hAnsi="Calibri"/>
       <w:b/>
       <w:bCs/>
-      <w:color w:val="4F81BD" w:themeColor="accent1"/>
+      <w:color w:val="000000"/>
+      <w:sz w:val="22"/>
     </w:rPr>
   </w:style>
   <w:style w:type="paragraph" w:styleId="Heading4">
@@ -776,15 +857,17 @@
     <w:qFormat/>
     <w:rsid w:val="00FC693F"/>
     <w:pPr>
-      <w:spacing w:after="300" w:line="240" w:lineRule="auto"/>
+      <w:keepNext/>
+      <w:spacing w:after="100" w:line="240" w:lineRule="auto" w:before="200"/>
       <w:contextualSpacing/>
     </w:pPr>
     <w:rPr>
-      <w:rFonts w:asciiTheme="majorHAnsi" w:eastAsiaTheme="majorEastAsia" w:hAnsiTheme="majorHAnsi" w:cstheme="majorBidi"/>
+      <w:rFonts w:asciiTheme="majorHAnsi" w:eastAsiaTheme="majorEastAsia" w:hAnsiTheme="majorHAnsi" w:cstheme="majorBidi" w:ascii="Calibri" w:hAnsi="Calibri"/>
+      <w:b/>
       <w:color w:val="000000"/>
       <w:spacing w:val="5"/>
       <w:kern w:val="28"/>
-      <w:sz w:val="52"/>
+      <w:sz w:val="48"/>
       <w:szCs w:val="52"/>
     </w:rPr>
   </w:style>
@@ -817,10 +900,10 @@
       </w:numPr>
     </w:pPr>
     <w:rPr>
-      <w:rFonts w:asciiTheme="majorHAnsi" w:eastAsiaTheme="majorEastAsia" w:hAnsiTheme="majorHAnsi" w:cstheme="majorBidi"/>
+      <w:rFonts w:asciiTheme="majorHAnsi" w:eastAsiaTheme="majorEastAsia" w:hAnsiTheme="majorHAnsi" w:cstheme="majorBidi" w:ascii="Calibri" w:hAnsi="Calibri"/>
       <w:i/>
       <w:iCs/>
-      <w:color w:val="4F81BD" w:themeColor="accent1"/>
+      <w:color w:val="000000"/>
       <w:spacing w:val="15"/>
       <w:sz w:val="24"/>
       <w:szCs w:val="24"/>
